--- a/教程/GDScript 英文Godot教程/Godot 4 Platformer/Godot 4 Platformer.docx
+++ b/教程/GDScript 英文Godot教程/Godot 4 Platformer/Godot 4 Platformer.docx
@@ -7100,19 +7100,7 @@
           <w:szCs w:val="24"/>
           <w:lang w:val="en-US" w:eastAsia="zh-CN" w:bidi="ar"/>
         </w:rPr>
-        <w:t>15：20  关于CollisionObject2D的Collision的Layer和Mask，</w:t>
-      </w:r>
-      <w:bookmarkStart w:id="0" w:name="_GoBack"/>
-      <w:bookmarkEnd w:id="0"/>
-      <w:r>
-        <w:rPr>
-          <w:rFonts w:hint="eastAsia" w:ascii="思源黑体 CN Regular" w:hAnsi="思源黑体 CN Regular" w:eastAsia="思源黑体 CN Regular" w:cs="思源黑体 CN Regular"/>
-          <w:kern w:val="0"/>
-          <w:sz w:val="24"/>
-          <w:szCs w:val="24"/>
-          <w:lang w:val="en-US" w:eastAsia="zh-CN" w:bidi="ar"/>
-        </w:rPr>
-        <w:t>讲的云里雾里，我需要自己搜索了</w:t>
+        <w:t>15：20  关于CollisionObject2D的Collision的Layer和Mask，讲的云里雾里，我需要自己搜索了</w:t>
       </w:r>
     </w:p>
     <w:p>
@@ -7541,6 +7529,7 @@
           <w:spacing w:val="0"/>
           <w:sz w:val="24"/>
           <w:szCs w:val="24"/>
+          <w:highlight w:val="green"/>
           <w:shd w:val="clear" w:fill="FFFFFF"/>
           <w:lang w:val="en-US" w:eastAsia="zh-CN"/>
         </w:rPr>
@@ -7555,11 +7544,14 @@
           <w:spacing w:val="0"/>
           <w:sz w:val="24"/>
           <w:szCs w:val="24"/>
+          <w:highlight w:val="green"/>
           <w:shd w:val="clear" w:fill="FFFFFF"/>
           <w:lang w:val="en-US" w:eastAsia="zh-CN"/>
         </w:rPr>
         <w:t>经过讨论 ，is_invulnerable 变量 必须放置在hurtbox.gd中，这是因为 开关Area2D是有延迟的。</w:t>
       </w:r>
+      <w:bookmarkStart w:id="0" w:name="_GoBack"/>
+      <w:bookmarkEnd w:id="0"/>
       <w:r>
         <w:rPr>
           <w:rFonts w:hint="eastAsia" w:ascii="Segoe UI" w:hAnsi="Segoe UI" w:eastAsia="宋体" w:cs="Segoe UI"/>
@@ -7570,6 +7562,7 @@
           <w:spacing w:val="0"/>
           <w:sz w:val="24"/>
           <w:szCs w:val="24"/>
+          <w:highlight w:val="green"/>
           <w:shd w:val="clear" w:fill="FFFFFF"/>
           <w:lang w:val="en-US" w:eastAsia="zh-CN"/>
         </w:rPr>
@@ -7585,6 +7578,7 @@
           <w:spacing w:val="0"/>
           <w:sz w:val="24"/>
           <w:szCs w:val="24"/>
+          <w:highlight w:val="green"/>
           <w:shd w:val="clear" w:fill="FFFFFF"/>
           <w:lang w:val="en-US" w:eastAsia="zh-CN"/>
         </w:rPr>
